--- a/docs/Notenew.docx
+++ b/docs/Notenew.docx
@@ -128,7 +128,7 @@
           <w:sz w:val="20"/>
           <w:szCs w:val="20"/>
         </w:rPr>
-        <w:t xml:space="preserve">. The Roman texts agreed with the lexicon at 0.72–0.81, against 0.52 for the Gothic texts, a statistical finding, but my interpretation is that this is likely indicative of widespread spelling errors. </w:t>
+        <w:t xml:space="preserve">. The Roman texts agreed with the lexicon at 0.72–0.81, against 0.52 for the Gothic texts; I also trained a character LM to calculate surprise over these Gothic texts and found a similar drop in regularity but this is a statistical finding and I am unsure of whether it indicates widespread spelling errors or highly abbreviated, unusual Latin. </w:t>
       </w:r>
       <w:r>
         <w:rPr>
